--- a/ind/docx/02.content.docx
+++ b/ind/docx/02.content.docx
@@ -11,6 +11,15 @@
         <w:pStyle w:val="Heading2"/>
       </w:pPr>
       <w:r>
+        <w:t>Resource: Catatan Studi (Tyndale)</w:t>
+      </w:r>
+      <w:r/>
+    </w:p>
+    <w:p>
+      <w:pPr>
+        <w:pStyle w:val="Heading2"/>
+      </w:pPr>
+      <w:r>
         <w:t>License Information</w:t>
       </w:r>
       <w:r/>
@@ -21,7 +30,7 @@
         <w:rPr>
           <w:b/>
         </w:rPr>
-        <w:t>Study Notes (Tyndale)</w:t>
+        <w:t>Catatan Studi (Tyndale)</w:t>
       </w:r>
       <w:r>
         <w:t xml:space="preserve"> (Indonesian) is based on</w:t>
@@ -74,7 +83,7 @@
         <w:pStyle w:val="Heading1"/>
       </w:pPr>
       <w:r>
-        <w:t>Study Notes (Tyndale)</w:t>
+        <w:t>Catatan Studi (Tyndale)</w:t>
       </w:r>
     </w:p>
     <w:p>
@@ -83,6 +92,51 @@
           <w:headerReference w:type="even" r:id="rId8"/>
           <w:headerReference w:type="default" r:id="rId9"/>
           <w:footerReference w:type="default" r:id="rId10"/>
+          <w:footnotePr>
+            <w:numRestart w:val="eachSect"/>
+          </w:footnotePr>
+          <w:type w:val="continuous"/>
+          <w:pgSz w:w="12240" w:h="15840" w:code="1"/>
+          <w:pgMar w:top="1440" w:right="1440" w:bottom="1440" w:left="1440" w:header="504" w:footer="504" w:gutter="0"/>
+          <w:cols w:space="708"/>
+          <w:titlePg/>
+          <w:docGrid w:linePitch="360"/>
+        </w:sectPr>
+      </w:pPr>
+    </w:p>
+    <w:p>
+      <w:r/>
+    </w:p>
+    <w:p>
+      <w:pPr>
+        <w:pStyle w:val="Heading2"/>
+      </w:pPr>
+      <w:r>
+        <w:t>EXO</w:t>
+      </w:r>
+      <w:r/>
+    </w:p>
+    <w:p>
+      <w:r/>
+      <w:r>
+        <w:rPr>
+          <w:i/>
+        </w:rPr>
+        <w:t>Keluaran 1:1, Keluaran 1:1–22, Keluaran 1:2–4, Keluaran 1:5, Keluaran 1:6–7, Keluaran 1:8–10, Keluaran 1:10, Keluaran 1:11, Keluaran 1:12, Keluaran 1:14, Keluaran 1:15, Keluaran 1:16, Keluaran 1:17, Keluaran 1:19, Keluaran 1:20–21, Keluaran 2:1, Keluaran 2:1–25, Keluaran 2:2, Keluaran 2:3, Keluaran 2:5–6, Keluaran 2:7–9, Keluaran 2:10, Keluaran 2:11–12, Keluaran 2:11–15, Keluaran 2:13, Keluaran 2:14, Keluaran 2:15, Keluaran 2:16, Keluaran 2:16–25, Keluaran 2:17, Keluaran 2:18–20, Keluaran 2:24–25, Keluaran 3:1, Keluaran 3:1–10, Keluaran 3:1–4.28, Keluaran 3:2, Keluaran 3:4, Keluaran 3:5, Keluaran 3:6, Keluaran 3:7, Keluaran 3:8, Keluaran 3:10, Keluaran 3:11–12, Keluaran 3:11–4.17, Keluaran 3:12, Keluaran 3:13–22, Keluaran 3:14, Keluaran 3:15, Keluaran 3:16–17, Keluaran 3:18, Keluaran 3:19, Keluaran 3:20–21, Keluaran 4:1–9, Keluaran 4:3, Keluaran 4:6, Keluaran 4:9, Keluaran 4:10–17, Keluaran 4:11, Keluaran 4:13, Keluaran 4:14–17, Keluaran 4:18, Keluaran 4:20, Keluaran 4:21–23, Keluaran 4:24–26, Keluaran 4:25, Keluaran 4:27, Keluaran 4:29–7.7, Keluaran 4:31, Keluaran 5:1, Keluaran 5:1–14, Keluaran 5:2, Keluaran 5:3, Keluaran 5:4–5, Keluaran 5:6–14, Keluaran 5:7, Keluaran 5:22, Keluaran 5:22–23, Keluaran 6:1, Keluaran 6:1–13, Keluaran 6:2–3, Keluaran 6:2–8, Keluaran 6:7, Keluaran 6:9, Keluaran 6:10–13, Keluran 6:14–16, Keluaran 6:14–30, Keluaran 6:16–20, Keluaran 6:18, Keluaran 6:20–25, Keluaran 7:1–7, Keluaran 7:3, Keluaran 7:5, Keluaran 7:7, Keluaran 7:8–11.10, Keluaran 7:8–12.30, Keluaran 7:9, Keluaran 7:11, Keluaran 7:14, Keluaran 7:14–25, Keluaran 7:22, Keluaran 8:1–15, Keluaran 8:7–8, Keluaran 8:9, Keluaran 8:10, Keluaran 8:13, Keluaran 8:16–19, Keluaran 8:19, Keluran 8:20–32, Keluaran 8:25, Keluran 8:26–27, Keluaran 8:29–30, Keluaran 9:1–7, Keluaran 9:3, Keluaran 9:5–6, Keluaran 9:8–12, Keluaran 9:12, Keluaran 9:13–33, Keluaran 9:14–17, Keluaran 9:16, Keluaran 9:20–21, Keluaran 9:26, Keluaran 9:27, Keluaran 9:29, Keluaran 10:1–20, Keluaran 10:2, Keluaran 10:4, Keluaran 10:7–11, Keluaran 10:13, Keluaran 10:13–15, Keluaran 10:17, Keluaran 10:21–29, Keluaran 10:24, Keluaran 10:25–26, Keluaran 10:27–29, Keluaran 11:1–9, Keluaran 11:3, Keluaran 11:5, Keluaran 11:7, Keluaran 11:8, Keluaran 12:1–30, Keluaran 12:2, Keluaran 12:5, Keluaran 12:6, Keluaran 12:7, Keluran 12:10, Keluaran 12:11, Keluran 12:12, Keluaran 12:14, Keluaran 12:15, Keluaran 12:22, Keluaran 12:25, Keluaran 12:26–27, Keluaran 12:28–30, Keluaran 12:31–33, Keluaran 12:31–14.31, Keluaran 12:35, Keluaran 12:37, Keluaran 12:38, Keluaran 12:40, Keluaran 12:43–50, Keluaran 12:46, Keluaran 12:51, Keluaran 13:1–10, Keluaran 13:1–16, Keluaran 13:5, Keluaran 13:9, Keluaran 13:13, Keluaran 13:16, Keluaran 13:17–18, Keluaran 13:17–14.4, Keluaran 13:18, Keluaran 13:19, Keluaran 13:20, Keluaran 13:21, Keluaran 14:2, Keluaran 14:4, Keluaran 14:5–14, Keluaran 14:6–7, Keluaran 14:9, Keluaran 14:10–12, Keluaran 14:13–14, Keluaran 14:15–31, Keluaran 14:17, Keluaran 14:19–25, Keluaran 14:22, Keluaran 14:25, Keluaran 14:31, Keluaran 15:1, Keluaran 15:1–5, Keluaran 15:1–18, Keluaran 15:2, Keluaran 15:3, Keluaran 15:6, Keluaran 15:6–12, Keluaran 15:8, Keluaran 15:9–10, Keluaran 15:11, Keluaran 15:13, Keluaran 15:13–18, Keluaran 15:14–15, Keluaran 15:17, Keluaran 15:19–21, Keluaran 15:22–27, Keluaran 15:22–18.27, Keluaran 15:23, Keluaran 15:24, Keluaran 15:25, Keluaran 15:26, Keluaran 16:1–36, Keluaran 16:2, Keluaran 16:3, Keluaran 16:4–5, Keluaran 16:7, Keluaran 16:15, Keluaran 16:19–20, Keluaran 16:21–30, Keluaran 16:32–36, Keluaran 16:35, Keluaran 17:1, Keluaran 17:2, Keluaran 17:3, Keluaran 17:6, Keluaran 17:8, Keluaran 17:8–16, Keluaran 17:9, Keluaran 17:9–13, Keluaran 17:14–16, Keluaran 17:15, Keluaran 17:16, Keluaran 18:1–12, Keluaran 18:7, Keluaran 18:13–16, Keluaran 18:13–27, Keluaran 18:17–18, Keluaran 18:19–22, Keluaran 19:1, Keluaran 19:1–9, Keluaran 19:2, Keluaran 19:3, Keluaran 19:5–6, Keluaran 19:7–8, Keluaran 19:9, Keluaran 19:10–15, Keluaran 19:16–25, Keluaran 19:21–25, Keluaran 20:1, Keluaran 20:1–17, Keluaran 20:1–23.33, Keluaran 20:2, Keluaran 20:3, Keluaran 20:3–11, Keluaran 20:3–17, Keluaran 20:4, Keluaran 20:5–6, Keluaran 20:7, Keluaran 20:8–11, Keluaran 20:11, Keluaran 20:12, Keluaran 20:12–17, Keluaran 20:13, Keluaran 20:14, Keluaran 20:15, Keluaran 20:16, Keluaran 20:17, Keluaran 20:18–21, Keluaran 20:18–26, Keluaran 20:22–26, Keluaran 21:1–11, Keluaran 21:1–23.19, Keluaran 21:1–23.33, Keluaran 21:2, Keluaran 21:3, Keluaran 21:4–6, Keluaran 21:7–9, Keluaran 21:12–17, Keluaran 21:14, Keluaran 21:17, Keluaran 21:18–27, Keluaran 21:22–25, Keluaran 21:28–32, Keluaran 21:33–22.15, Keluaran 22:16–31, Keluaran 22:18, Keluaran 22:20, Keluaran 22:21, Keluaran 22:22–23, Keluaran 22:25–27, Keluaran 22:30, Keluaran 22:31, Keluaran 23:1–3, Keluaran 23:1–9, Keluaran 23:7, Keluaran 23:10–12, Keluaran 23:14–17, Keluaran 23:15, Keluaran 23:16, Keluaran 23:18, Keluaran 23:19, Keluaran 23:20–23, Keluaran 23:20–33, Keluaran 23:24, Keluaran 23:26, Keluaran 23:29–31, Keluaran 23:31, Keluaran 23:33, Keluaran 24:1–2, Keluaran 24:1–18, Keluaran 24:3, Keluaran 24:4, Keluaran 24:6, Keluaran 24:7, Keluaran 24:8, Keluaran 24:10, Keluaran 24:11, Keluaran 24:12, Keluaran 24:17, Keluaran 25:1–27.19, Keluaran 25:1–40.38, Keluaran 25:2, Keluaran 25:8, Keluaran 25:9, Keluaran 25:10–22, Keluaran 25:12–15, Keluaran 25:17, Keluaran 25:18, Keluaran 25:22, Keluaran 25:23–30, Keluaran 25:29, Keluaran 25:31–39, Keluaran 26:1–37, Keluaran 26:2–6, Keluaran 26:9, Keluaran 26:15, Keluaran 26:19, Keluaran 26:31, Keluaran 26:33, Keluaran 26:36–37, Keluaran 27:1–8, Keluaran 27:1–19, Keluaran 27:2, Keluaran 27:5, Keluaran 27:9–19, Keluaran 27:16, Keluaran 27:19, Keluaran 27:20–21, Keluaran 27:20–30.38, Keluaran 27:21, Keluaran 28:1–2, Keluaran 28:1–43, Keluaran 28:6–14, Keluaran 28:12, Keluaran 28:15–30, Keluaran 28:29, Keluaran 28:30, Keluaran 28:31–35, Keluaran 28:36–38, Keluaran 28:39, Keluaran 28:42–43, Keluaran 29:1, Keluaran 29:1–37, Keluaran 29:4, Keluaran 29:7, Keluaran 29:9, Keluaran 29:10–34, Keluaran 29:13, Keluaran 29:14, Keluaran 29:15–18, Keluaran 29:18, Keluaran 29:19–28, Keluaran 29:20–21, Keluaran 29:30, Keluaran 29:31, Keluaran 29:32–34, Keluaran 29:33, Keluaran 29:37, Keluaran 29:38–41, Keluaran 29:42–46, Keluaran 29:46, Keluaran 30:1–10, Keluaran 30:6, Keluaran 30:12, Keluaran 30:17–21, Keluaran 30:22–38, Keluaran 30:33, Keluaran 31:1–11, Keluaran 31:3, Keluaran 31:6, Keluaran 31:11, Keluaran 31:12–18, Keluaran 31:14–15, Keluaran 31:18, Keluaran 32:1, Keluaran 32:1–6, Keluaran 32:1–35, Keluaran 32:2–4, Keluaran 32:4, Keluaran 32:5, Keluaran 32:6, Keluaran 32:7, Keluaran 32:9–10, Keluaran 32:10, Keluaran 32:11–13, Keluaran 32:14, Keluaran 32:15–29, Keluaran 32:16, Keluaran 32:19, Keluaran 32:20, Keluaran 32:21–25, Keluaran 32:25, Keluaran 32:26–29, Keluaran 32:30–35, Keluaran 32:32, Exodus 32:33, Keluaran 32:34, Keluaran 33:1–6, Keluaran 33:2–3, Keluaran 33:3, Keluaran 33:4–6, Keluaran 33:7, Keluaran 33:7–11, Keluaran 33:8–11, Keluaran 33:11, Keluaran 33:12, Keluaran 33:12–23, Keluaran 33:13, Keluaran 33:14, Keluaran 33:15–16, Keluaran 33:17, Keluaran 33:18, Keluaran 33:19, Keluaran 33:20–23, Keluaran 34:1–3, Keluaran 34:1–35, Keluaran 34:5–6, Keluaran 34:5–9, Keluaran 34:6, Keluaran 34:7, Keluaran 34:8–9, Keluaran 34:10–11, Keluaran 34:10–26, Keluaran 34:12–17, Keluaran 34:13, Keluaran 34:16, Keluaran 34:22, Keluaran 34:23, Keluaran 34:24, Keluaran 34:27–28, Keluaran 34:29–35, Keluaran 34:33, Keluaran 35:1–40.38, Keluaran 35:4–36.7, Keluaran 37:1–29, Keluaran 38:1–20, Keluaran 38:8, Keluaran 38:21, Keluaran 38:21–29, Keluaran 38:26, Keluaran 39:1–31, Keluaran 39:30, Keluaran 39:32–43, Keluaran 40:1–33, Keluaran 40:2, Keluaran 40:3, Keluaran 40:33, Keluaran 40:34–38, Keluaran 40:38</w:t>
+      </w:r>
+      <w:r/>
+    </w:p>
+    <w:p>
+      <w:r/>
+      <w:r>
+        <w:t xml:space="preserve"> </w:t>
+      </w:r>
+      <w:r/>
+      <w:r/>
+    </w:p>
+    <w:p>
+      <w:pPr>
+        <w:sectPr>
           <w:footnotePr>
             <w:numRestart w:val="eachSect"/>
           </w:footnotePr>

--- a/ind/docx/02.content.docx
+++ b/ind/docx/02.content.docx
@@ -163,13 +163,6 @@
         <w:rPr>
           <w:lang w:val="id_ID" w:bidi="id_ID"/>
         </w:rPr>
-      </w:r>
-      <w:r>
-        <w:rPr>
-          <w:i/>
-          <w:lang w:val="id_ID" w:bidi="id_ID"/>
-        </w:rPr>
-        <w:t>Keluaran 1:1, Keluaran 1:1–22, Keluaran 1:2–4, Keluaran 1:5, Keluaran 1:6–7, Keluaran 1:8–10, Keluaran 1:10, Keluaran 1:11, Keluaran 1:12, Keluaran 1:14, Keluaran 1:15, Keluaran 1:16, Keluaran 1:17, Keluaran 1:19, Keluaran 1:20–21, Keluaran 2:1, Keluaran 2:1–25, Keluaran 2:2, Keluaran 2:3, Keluaran 2:5–6, Keluaran 2:7–9, Keluaran 2:10, Keluaran 2:11–12, Keluaran 2:11–15, Keluaran 2:13, Keluaran 2:14, Keluaran 2:15, Keluaran 2:16, Keluaran 2:16–25, Keluaran 2:17, Keluaran 2:18–20, Keluaran 2:24–25, Keluaran 3:1, Keluaran 3:1–10, Keluaran 3:1–4.28, Keluaran 3:2, Keluaran 3:4, Keluaran 3:5, Keluaran 3:6, Keluaran 3:7, Keluaran 3:8, Keluaran 3:10, Keluaran 3:11–12, Keluaran 3:11–4.17, Keluaran 3:12, Keluaran 3:13–22, Keluaran 3:14, Keluaran 3:15, Keluaran 3:16–17, Keluaran 3:18, Keluaran 3:19, Keluaran 3:20–21, Keluaran 4:1–9, Keluaran 4:3, Keluaran 4:6, Keluaran 4:9, Keluaran 4:10–17, Keluaran 4:11, Keluaran 4:13, Keluaran 4:14–17, Keluaran 4:18, Keluaran 4:20, Keluaran 4:21–23, Keluaran 4:24–26, Keluaran 4:25, Keluaran 4:27, Keluaran 4:29–7.7, Keluaran 4:31, Keluaran 5:1, Keluaran 5:1–14, Keluaran 5:2, Keluaran 5:3, Keluaran 5:4–5, Keluaran 5:6–14, Keluaran 5:7, Keluaran 5:22, Keluaran 5:22–23, Keluaran 6:1, Keluaran 6:1–13, Keluaran 6:2–3, Keluaran 6:2–8, Keluaran 6:7, Keluaran 6:9, Keluaran 6:10–13, Keluran 6:14–16, Keluaran 6:14–30, Keluaran 6:16–20, Keluaran 6:18, Keluaran 6:20–25, Keluaran 7:1–7, Keluaran 7:3, Keluaran 7:5, Keluaran 7:7, Keluaran 7:8–11.10, Keluaran 7:8–12.30, Keluaran 7:9, Keluaran 7:11, Keluaran 7:14, Keluaran 7:14–25, Keluaran 7:22, Keluaran 8:1–15, Keluaran 8:7–8, Keluaran 8:9, Keluaran 8:10, Keluaran 8:13, Keluaran 8:16–19, Keluaran 8:19, Keluran 8:20–32, Keluaran 8:25, Keluran 8:26–27, Keluaran 8:29–30, Keluaran 9:1–7, Keluaran 9:3, Keluaran 9:5–6, Keluaran 9:8–12, Keluaran 9:12, Keluaran 9:13–33, Keluaran 9:14–17, Keluaran 9:16, Keluaran 9:20–21, Keluaran 9:26, Keluaran 9:27, Keluaran 9:29, Keluaran 10:1–20, Keluaran 10:2, Keluaran 10:4, Keluaran 10:7–11, Keluaran 10:13, Keluaran 10:13–15, Keluaran 10:17, Keluaran 10:21–29, Keluaran 10:24, Keluaran 10:25–26, Keluaran 10:27–29, Keluaran 11:1–9, Keluaran 11:3, Keluaran 11:5, Keluaran 11:7, Keluaran 11:8, Keluaran 12:1–30, Keluaran 12:2, Keluaran 12:5, Keluaran 12:6, Keluaran 12:7, Keluran 12:10, Keluaran 12:11, Keluran 12:12, Keluaran 12:14, Keluaran 12:15, Keluaran 12:22, Keluaran 12:25, Keluaran 12:26–27, Keluaran 12:28–30, Keluaran 12:31–33, Keluaran 12:31–14.31, Keluaran 12:35, Keluaran 12:37, Keluaran 12:38, Keluaran 12:40, Keluaran 12:43–50, Keluaran 12:46, Keluaran 12:51, Keluaran 13:1–10, Keluaran 13:1–16, Keluaran 13:5, Keluaran 13:9, Keluaran 13:13, Keluaran 13:16, Keluaran 13:17–18, Keluaran 13:17–14.4, Keluaran 13:18, Keluaran 13:19, Keluaran 13:20, Keluaran 13:21, Keluaran 14:2, Keluaran 14:4, Keluaran 14:5–14, Keluaran 14:6–7, Keluaran 14:9, Keluaran 14:10–12, Keluaran 14:13–14, Keluaran 14:15–31, Keluaran 14:17, Keluaran 14:19–25, Keluaran 14:22, Keluaran 14:25, Keluaran 14:31, Keluaran 15:1, Keluaran 15:1–5, Keluaran 15:1–18, Keluaran 15:2, Keluaran 15:3, Keluaran 15:6, Keluaran 15:6–12, Keluaran 15:8, Keluaran 15:9–10, Keluaran 15:11, Keluaran 15:13, Keluaran 15:13–18, Keluaran 15:14–15, Keluaran 15:17, Keluaran 15:19–21, Keluaran 15:22–27, Keluaran 15:22–18.27, Keluaran 15:23, Keluaran 15:24, Keluaran 15:25, Keluaran 15:26, Keluaran 16:1–36, Keluaran 16:2, Keluaran 16:3, Keluaran 16:4–5, Keluaran 16:7, Keluaran 16:15, Keluaran 16:19–20, Keluaran 16:21–30, Keluaran 16:32–36, Keluaran 16:35, Keluaran 17:1, Keluaran 17:2, Keluaran 17:3, Keluaran 17:6, Keluaran 17:8, Keluaran 17:8–16, Keluaran 17:9, Keluaran 17:9–13, Keluaran 17:14–16, Keluaran 17:15, Keluaran 17:16, Keluaran 18:1–12, Keluaran 18:7, Keluaran 18:13–16, Keluaran 18:13–27, Keluaran 18:17–18, Keluaran 18:19–22, Keluaran 19:1, Keluaran 19:1–9, Keluaran 19:2, Keluaran 19:3, Keluaran 19:5–6, Keluaran 19:7–8, Keluaran 19:9, Keluaran 19:10–15, Keluaran 19:16–25, Keluaran 19:21–25, Keluaran 20:1, Keluaran 20:1–17, Keluaran 20:1–23.33, Keluaran 20:2, Keluaran 20:3, Keluaran 20:3–11, Keluaran 20:3–17, Keluaran 20:4, Keluaran 20:5–6, Keluaran 20:7, Keluaran 20:8–11, Keluaran 20:11, Keluaran 20:12, Keluaran 20:12–17, Keluaran 20:13, Keluaran 20:14, Keluaran 20:15, Keluaran 20:16, Keluaran 20:17, Keluaran 20:18–21, Keluaran 20:18–26, Keluaran 20:22–26, Keluaran 21:1–11, Keluaran 21:1–23.19, Keluaran 21:1–23.33, Keluaran 21:2, Keluaran 21:3, Keluaran 21:4–6, Keluaran 21:7–9, Keluaran 21:12–17, Keluaran 21:14, Keluaran 21:17, Keluaran 21:18–27, Keluaran 21:22–25, Keluaran 21:28–32, Keluaran 21:33–22.15, Keluaran 22:16–31, Keluaran 22:18, Keluaran 22:20, Keluaran 22:21, Keluaran 22:22–23, Keluaran 22:25–27, Keluaran 22:30, Keluaran 22:31, Keluaran 23:1–3, Keluaran 23:1–9, Keluaran 23:7, Keluaran 23:10–12, Keluaran 23:14–17, Keluaran 23:15, Keluaran 23:16, Keluaran 23:18, Keluaran 23:19, Keluaran 23:20–23, Keluaran 23:20–33, Keluaran 23:24, Keluaran 23:26, Keluaran 23:29–31, Keluaran 23:31, Keluaran 23:33, Keluaran 24:1–2, Keluaran 24:1–18, Keluaran 24:3, Keluaran 24:4, Keluaran 24:6, Keluaran 24:7, Keluaran 24:8, Keluaran 24:10, Keluaran 24:11, Keluaran 24:12, Keluaran 24:17, Keluaran 25:1–27.19, Keluaran 25:1–40.38, Keluaran 25:2, Keluaran 25:8, Keluaran 25:9, Keluaran 25:10–22, Keluaran 25:12–15, Keluaran 25:17, Keluaran 25:18, Keluaran 25:22, Keluaran 25:23–30, Keluaran 25:29, Keluaran 25:31–39, Keluaran 26:1–37, Keluaran 26:2–6, Keluaran 26:9, Keluaran 26:15, Keluaran 26:19, Keluaran 26:31, Keluaran 26:33, Keluaran 26:36–37, Keluaran 27:1–8, Keluaran 27:1–19, Keluaran 27:2, Keluaran 27:5, Keluaran 27:9–19, Keluaran 27:16, Keluaran 27:19, Keluaran 27:20–21, Keluaran 27:20–30.38, Keluaran 27:21, Keluaran 28:1–2, Keluaran 28:1–43, Keluaran 28:6–14, Keluaran 28:12, Keluaran 28:15–30, Keluaran 28:29, Keluaran 28:30, Keluaran 28:31–35, Keluaran 28:36–38, Keluaran 28:39, Keluaran 28:42–43, Keluaran 29:1, Keluaran 29:1–37, Keluaran 29:4, Keluaran 29:7, Keluaran 29:9, Keluaran 29:10–34, Keluaran 29:13, Keluaran 29:14, Keluaran 29:15–18, Keluaran 29:18, Keluaran 29:19–28, Keluaran 29:20–21, Keluaran 29:30, Keluaran 29:31, Keluaran 29:32–34, Keluaran 29:33, Keluaran 29:37, Keluaran 29:38–41, Keluaran 29:42–46, Keluaran 29:46, Keluaran 30:1–10, Keluaran 30:6, Keluaran 30:12, Keluaran 30:17–21, Keluaran 30:22–38, Keluaran 30:33, Keluaran 31:1–11, Keluaran 31:3, Keluaran 31:6, Keluaran 31:11, Keluaran 31:12–18, Keluaran 31:14–15, Keluaran 31:18, Keluaran 32:1, Keluaran 32:1–6, Keluaran 32:1–35, Keluaran 32:2–4, Keluaran 32:4, Keluaran 32:5, Keluaran 32:6, Keluaran 32:7, Keluaran 32:9–10, Keluaran 32:10, Keluaran 32:11–13, Keluaran 32:14, Keluaran 32:15–29, Keluaran 32:16, Keluaran 32:19, Keluaran 32:20, Keluaran 32:21–25, Keluaran 32:25, Keluaran 32:26–29, Keluaran 32:30–35, Keluaran 32:32, Exodus 32:33, Keluaran 32:34, Keluaran 33:1–6, Keluaran 33:2–3, Keluaran 33:3, Keluaran 33:4–6, Keluaran 33:7, Keluaran 33:7–11, Keluaran 33:8–11, Keluaran 33:11, Keluaran 33:12, Keluaran 33:12–23, Keluaran 33:13, Keluaran 33:14, Keluaran 33:15–16, Keluaran 33:17, Keluaran 33:18, Keluaran 33:19, Keluaran 33:20–23, Keluaran 34:1–3, Keluaran 34:1–35, Keluaran 34:5–6, Keluaran 34:5–9, Keluaran 34:6, Keluaran 34:7, Keluaran 34:8–9, Keluaran 34:10–11, Keluaran 34:10–26, Keluaran 34:12–17, Keluaran 34:13, Keluaran 34:16, Keluaran 34:22, Keluaran 34:23, Keluaran 34:24, Keluaran 34:27–28, Keluaran 34:29–35, Keluaran 34:33, Keluaran 35:1–40.38, Keluaran 35:4–36.7, Keluaran 37:1–29, Keluaran 38:1–20, Keluaran 38:8, Keluaran 38:21, Keluaran 38:21–29, Keluaran 38:26, Keluaran 39:1–31, Keluaran 39:30, Keluaran 39:32–43, Keluaran 40:1–33, Keluaran 40:2, Keluaran 40:3, Keluaran 40:33, Keluaran 40:34–38, Keluaran 40:38</w:t>
       </w:r>
       <w:r>
         <w:rPr>

--- a/ind/docx/02.content.docx
+++ b/ind/docx/02.content.docx
@@ -150,19 +150,6 @@
           <w:lang w:val="id_ID" w:bidi="id_ID"/>
         </w:rPr>
         <w:t>EXO</w:t>
-      </w:r>
-      <w:r>
-        <w:rPr>
-          <w:lang w:val="id_ID" w:bidi="id_ID"/>
-        </w:rPr>
-      </w:r>
-    </w:p>
-    <w:p>
-      <w:pPr/>
-      <w:r>
-        <w:rPr>
-          <w:lang w:val="id_ID" w:bidi="id_ID"/>
-        </w:rPr>
       </w:r>
       <w:r>
         <w:rPr>

--- a/ind/docx/02.content.docx
+++ b/ind/docx/02.content.docx
@@ -19,7 +19,7 @@
         <w:rPr>
           <w:lang w:val="id_ID" w:bidi="id_ID"/>
         </w:rPr>
-        <w:t>Resource: Catatan Studi (Tyndale)</w:t>
+        <w:t>Resource: Tyndale Open Study Notes</w:t>
       </w:r>
       <w:r>
         <w:rPr>
@@ -112,7 +112,7 @@
         <w:rPr>
           <w:lang w:val="id_ID" w:bidi="id_ID"/>
         </w:rPr>
-        <w:t>Catatan Studi (Tyndale)</w:t>
+        <w:t>Tyndale Open Study Notes</w:t>
       </w:r>
     </w:p>
     <w:p>

--- a/ind/docx/02.content.docx
+++ b/ind/docx/02.content.docx
@@ -19,7 +19,7 @@
         <w:rPr>
           <w:lang w:val="id_ID" w:bidi="id_ID"/>
         </w:rPr>
-        <w:t>Resource: Tyndale Open Study Notes</w:t>
+        <w:t>Resource: Aquifer Open Study Notes</w:t>
       </w:r>
       <w:r>
         <w:rPr>
@@ -112,7 +112,7 @@
         <w:rPr>
           <w:lang w:val="id_ID" w:bidi="id_ID"/>
         </w:rPr>
-        <w:t>Tyndale Open Study Notes</w:t>
+        <w:t>Aquifer Open Study Notes</w:t>
       </w:r>
     </w:p>
     <w:p>
